--- a/Praktikum/M5/Laporan Praktikum 5.docx
+++ b/Praktikum/M5/Laporan Praktikum 5.docx
@@ -2848,7 +2848,7 @@
           <w:noProof/>
         </w:rPr>
         <w:drawing>
-          <wp:inline distT="0" distB="0" distL="0" distR="0" wp14:anchorId="550CC5EA" wp14:editId="1EA1E3B0">
+          <wp:inline distT="0" distB="0" distL="0" distR="0" wp14:anchorId="550CC5EA" wp14:editId="733CACCB">
             <wp:extent cx="2700259" cy="717926"/>
             <wp:effectExtent l="38100" t="38100" r="100330" b="101600"/>
             <wp:docPr id="1630054210" name="Picture 1630054210"/>
@@ -2864,7 +2864,7 @@
                   </pic:nvPicPr>
                   <pic:blipFill rotWithShape="1">
                     <a:blip r:embed="rId14"/>
-                    <a:srcRect l="514" r="20272"/>
+                    <a:srcRect l="329" r="19694" b="12403"/>
                     <a:stretch>
                       <a:fillRect/>
                     </a:stretch>
@@ -4084,10 +4084,10 @@
         <mc:AlternateContent>
           <mc:Choice Requires="wps">
             <w:drawing>
-              <wp:anchor distT="0" distB="0" distL="114300" distR="114300" simplePos="0" relativeHeight="251688960" behindDoc="0" locked="0" layoutInCell="1" allowOverlap="1" wp14:anchorId="5E523085" wp14:editId="2325E3D1">
+              <wp:anchor distT="0" distB="0" distL="114300" distR="114300" simplePos="0" relativeHeight="251688960" behindDoc="0" locked="0" layoutInCell="1" allowOverlap="1" wp14:anchorId="5E523085" wp14:editId="5A95C89A">
                 <wp:simplePos x="0" y="0"/>
                 <wp:positionH relativeFrom="column">
-                  <wp:posOffset>2985135</wp:posOffset>
+                  <wp:posOffset>3037737</wp:posOffset>
                 </wp:positionH>
                 <wp:positionV relativeFrom="paragraph">
                   <wp:posOffset>514985</wp:posOffset>
@@ -4151,7 +4151,7 @@
           </mc:Choice>
           <mc:Fallback>
             <w:pict>
-              <v:rect w14:anchorId="7AEF4BB8" id="Rectangle 3" o:spid="_x0000_s1026" style="position:absolute;margin-left:235.05pt;margin-top:40.55pt;width:27pt;height:6.45pt;z-index:251688960;visibility:visible;mso-wrap-style:square;mso-width-percent:0;mso-height-percent:0;mso-wrap-distance-left:9pt;mso-wrap-distance-top:0;mso-wrap-distance-right:9pt;mso-wrap-distance-bottom:0;mso-position-horizontal:absolute;mso-position-horizontal-relative:text;mso-position-vertical:absolute;mso-position-vertical-relative:text;mso-width-percent:0;mso-height-percent:0;mso-width-relative:margin;mso-height-relative:margin;v-text-anchor:middle" o:gfxdata="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" filled="f" strokecolor="#e00"/>
+              <v:rect w14:anchorId="1B383621" id="Rectangle 3" o:spid="_x0000_s1026" style="position:absolute;margin-left:239.2pt;margin-top:40.55pt;width:27pt;height:6.45pt;z-index:251688960;visibility:visible;mso-wrap-style:square;mso-width-percent:0;mso-height-percent:0;mso-wrap-distance-left:9pt;mso-wrap-distance-top:0;mso-wrap-distance-right:9pt;mso-wrap-distance-bottom:0;mso-position-horizontal:absolute;mso-position-horizontal-relative:text;mso-position-vertical:absolute;mso-position-vertical-relative:text;mso-width-percent:0;mso-height-percent:0;mso-width-relative:margin;mso-height-relative:margin;v-text-anchor:middle" o:gfxdata="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" filled="f" strokecolor="#e00"/>
             </w:pict>
           </mc:Fallback>
         </mc:AlternateContent>
@@ -4401,9 +4401,9 @@
           <w:noProof/>
         </w:rPr>
         <w:drawing>
-          <wp:inline distT="0" distB="0" distL="0" distR="0" wp14:anchorId="55CF2AFE" wp14:editId="2F8CEEEC">
-            <wp:extent cx="2698624" cy="1302646"/>
-            <wp:effectExtent l="38100" t="38100" r="102235" b="88265"/>
+          <wp:inline distT="0" distB="0" distL="0" distR="0" wp14:anchorId="55CF2AFE" wp14:editId="3BCFCD5A">
+            <wp:extent cx="2700259" cy="1303435"/>
+            <wp:effectExtent l="38100" t="38100" r="100330" b="87630"/>
             <wp:docPr id="1645200702" name="Picture 1645200702"/>
             <wp:cNvGraphicFramePr>
               <a:graphicFrameLocks xmlns:a="http://schemas.openxmlformats.org/drawingml/2006/main" noChangeAspect="1"/>
@@ -4415,9 +4415,9 @@
                     <pic:cNvPr id="1645200702" name="Picture 1645200702"/>
                     <pic:cNvPicPr/>
                   </pic:nvPicPr>
-                  <pic:blipFill rotWithShape="1">
+                  <pic:blipFill>
                     <a:blip r:embed="rId17"/>
-                    <a:srcRect t="482" b="-262"/>
+                    <a:srcRect t="249" b="249"/>
                     <a:stretch>
                       <a:fillRect/>
                     </a:stretch>
@@ -7679,7 +7679,13 @@
         <w:rPr>
           <w:lang w:val="sv-SE"/>
         </w:rPr>
-        <w:t>Konfigurasi Routing Statis Router1</w:t>
+        <w:t>Konfigurasi Routing Statis Router</w:t>
+      </w:r>
+      <w:r>
+        <w:rPr>
+          <w:lang w:val="sv-SE"/>
+        </w:rPr>
+        <w:t>0</w:t>
       </w:r>
     </w:p>
     <w:p>
@@ -8005,7 +8011,7 @@
         <w:rPr>
           <w:lang w:val="sv-SE"/>
         </w:rPr>
-        <w:t>2</w:t>
+        <w:t>1</w:t>
       </w:r>
     </w:p>
     <w:p>
@@ -8531,19 +8537,19 @@
       </w:pPr>
       <w:r>
         <w:rPr>
-          <w:lang w:val="sv-SE"/>
+          <w:lang w:val="en-ID"/>
         </w:rPr>
         <w:t xml:space="preserve">Gambar </w:t>
       </w:r>
       <w:r>
         <w:rPr>
-          <w:lang w:val="sv-SE"/>
+          <w:lang w:val="en-ID"/>
         </w:rPr>
         <w:t>22</w:t>
       </w:r>
       <w:r>
         <w:rPr>
-          <w:lang w:val="sv-SE"/>
+          <w:lang w:val="en-ID"/>
         </w:rPr>
         <w:t xml:space="preserve">. </w:t>
       </w:r>
@@ -9778,9 +9784,9 @@
           <w:noProof/>
         </w:rPr>
         <w:drawing>
-          <wp:inline distT="0" distB="0" distL="0" distR="0" wp14:anchorId="37092ACD" wp14:editId="6FE706D6">
-            <wp:extent cx="3097921" cy="973364"/>
-            <wp:effectExtent l="38100" t="38100" r="102870" b="93980"/>
+          <wp:inline distT="0" distB="0" distL="0" distR="0" wp14:anchorId="37092ACD" wp14:editId="75FF6626">
+            <wp:extent cx="3096940" cy="955584"/>
+            <wp:effectExtent l="38100" t="38100" r="84455" b="92710"/>
             <wp:docPr id="1123830039" name="Picture 1123830039"/>
             <wp:cNvGraphicFramePr>
               <a:graphicFrameLocks xmlns:a="http://schemas.openxmlformats.org/drawingml/2006/main" noChangeAspect="1"/>
@@ -9792,26 +9798,44 @@
                     <pic:cNvPr id="1123830039" name="Picture 1123830039"/>
                     <pic:cNvPicPr/>
                   </pic:nvPicPr>
-                  <pic:blipFill>
+                  <pic:blipFill rotWithShape="1">
                     <a:blip r:embed="rId38"/>
+                    <a:srcRect b="23143"/>
                     <a:stretch>
                       <a:fillRect/>
                     </a:stretch>
                   </pic:blipFill>
-                  <pic:spPr>
+                  <pic:spPr bwMode="auto">
                     <a:xfrm>
                       <a:off x="0" y="0"/>
-                      <a:ext cx="3097921" cy="973364"/>
+                      <a:ext cx="3097921" cy="955887"/>
                     </a:xfrm>
                     <a:prstGeom prst="rect">
                       <a:avLst/>
                     </a:prstGeom>
-                    <a:ln w="3175" cap="sq">
+                    <a:ln w="3175" cap="sq" cmpd="sng" algn="ctr">
                       <a:solidFill>
                         <a:srgbClr val="000000"/>
                       </a:solidFill>
                       <a:prstDash val="solid"/>
                       <a:miter lim="800000"/>
+                      <a:headEnd type="none" w="med" len="med"/>
+                      <a:tailEnd type="none" w="med" len="med"/>
+                      <a:extLst>
+                        <a:ext uri="{C807C97D-BFC1-408E-A445-0C87EB9F89A2}">
+                          <ask:lineSketchStyleProps xmlns:ask="http://schemas.microsoft.com/office/drawing/2018/sketchyshapes" sd="0">
+                            <a:custGeom>
+                              <a:avLst/>
+                              <a:gdLst/>
+                              <a:ahLst/>
+                              <a:cxnLst/>
+                              <a:rect l="0" t="0" r="0" b="0"/>
+                              <a:pathLst/>
+                            </a:custGeom>
+                            <ask:type/>
+                          </ask:lineSketchStyleProps>
+                        </a:ext>
+                      </a:extLst>
                     </a:ln>
                     <a:effectLst>
                       <a:outerShdw blurRad="50800" dist="38100" dir="2700000" algn="tl" rotWithShape="0">
@@ -9820,6 +9844,11 @@
                         </a:srgbClr>
                       </a:outerShdw>
                     </a:effectLst>
+                    <a:extLst>
+                      <a:ext uri="{53640926-AAD7-44D8-BBD7-CCE9431645EC}">
+                        <a14:shadowObscured xmlns:a14="http://schemas.microsoft.com/office/drawing/2010/main"/>
+                      </a:ext>
+                    </a:extLst>
                   </pic:spPr>
                 </pic:pic>
               </a:graphicData>
@@ -10902,7 +10931,7 @@
           </mc:Choice>
           <mc:Fallback>
             <w:pict>
-              <v:rect w14:anchorId="2F0DDD6E" id="Rectangle 3" o:spid="_x0000_s1026" style="position:absolute;margin-left:51.5pt;margin-top:88.35pt;width:119.55pt;height:9.6pt;z-index:251715584;visibility:visible;mso-wrap-style:square;mso-width-percent:0;mso-height-percent:0;mso-wrap-distance-left:9pt;mso-wrap-distance-top:0;mso-wrap-distance-right:9pt;mso-wrap-distance-bottom:0;mso-position-horizontal:absolute;mso-position-horizontal-relative:text;mso-position-vertical:absolute;mso-position-vertical-relative:text;mso-width-percent:0;mso-height-percent:0;mso-width-relative:margin;mso-height-relative:margin;v-text-anchor:middle" o:gfxdata="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" filled="f" strokecolor="#e00"/>
+              <v:rect w14:anchorId="7C8E1AFC" id="Rectangle 3" o:spid="_x0000_s1026" style="position:absolute;margin-left:51.5pt;margin-top:88.35pt;width:119.55pt;height:9.6pt;z-index:251715584;visibility:visible;mso-wrap-style:square;mso-width-percent:0;mso-height-percent:0;mso-wrap-distance-left:9pt;mso-wrap-distance-top:0;mso-wrap-distance-right:9pt;mso-wrap-distance-bottom:0;mso-position-horizontal:absolute;mso-position-horizontal-relative:text;mso-position-vertical:absolute;mso-position-vertical-relative:text;mso-width-percent:0;mso-height-percent:0;mso-width-relative:margin;mso-height-relative:margin;v-text-anchor:middle" o:gfxdata="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" filled="f" strokecolor="#e00"/>
             </w:pict>
           </mc:Fallback>
         </mc:AlternateContent>
@@ -11194,19 +11223,19 @@
       </w:pPr>
       <w:r>
         <w:rPr>
-          <w:lang w:val="sv-SE"/>
+          <w:lang w:val="en-ID"/>
         </w:rPr>
         <w:t xml:space="preserve">Gambar </w:t>
       </w:r>
       <w:r>
         <w:rPr>
-          <w:lang w:val="sv-SE"/>
+          <w:lang w:val="en-ID"/>
         </w:rPr>
         <w:t>35</w:t>
       </w:r>
       <w:r>
         <w:rPr>
-          <w:lang w:val="sv-SE"/>
+          <w:lang w:val="en-ID"/>
         </w:rPr>
         <w:t xml:space="preserve">. </w:t>
       </w:r>
@@ -11491,61 +11520,583 @@
     </w:p>
     <w:p>
       <w:pPr>
-        <w:tabs>
-          <w:tab w:val="left" w:pos="709"/>
-        </w:tabs>
+        <w:pStyle w:val="ListParagraph"/>
+        <w:numPr>
+          <w:ilvl w:val="0"/>
+          <w:numId w:val="47"/>
+        </w:numPr>
         <w:spacing w:line="360" w:lineRule="auto"/>
+        <w:jc w:val="both"/>
+        <w:rPr>
+          <w:color w:val="000000"/>
+          <w:sz w:val="24"/>
+          <w:szCs w:val="24"/>
+          <w:lang w:val="sv-SE"/>
+        </w:rPr>
+      </w:pPr>
+      <w:r>
+        <w:rPr>
+          <w:color w:val="000000"/>
+          <w:sz w:val="24"/>
+          <w:szCs w:val="24"/>
+          <w:lang w:val="sv-SE"/>
+        </w:rPr>
+        <w:t>Apa perbedaan Server DNS dan Server HTTP ?</w:t>
+      </w:r>
+    </w:p>
+    <w:p>
+      <w:pPr>
+        <w:pStyle w:val="ListParagraph"/>
+        <w:numPr>
+          <w:ilvl w:val="0"/>
+          <w:numId w:val="48"/>
+        </w:numPr>
+        <w:spacing w:line="360" w:lineRule="auto"/>
+        <w:jc w:val="both"/>
         <w:rPr>
           <w:b/>
-          <w:sz w:val="24"/>
-          <w:szCs w:val="24"/>
-          <w:lang w:val="es-ES"/>
-        </w:rPr>
-      </w:pPr>
-      <w:r>
-        <w:rPr>
+          <w:bCs/>
           <w:color w:val="000000"/>
           <w:sz w:val="24"/>
           <w:szCs w:val="24"/>
-          <w:lang w:val="es-ES"/>
-        </w:rPr>
-        <w:t xml:space="preserve">Silahkan jelaskan jawaban dari tugas yang diberikan. </w:t>
-      </w:r>
-      <w:r>
-        <w:rPr>
+          <w:lang w:val="en-ID"/>
+        </w:rPr>
+      </w:pPr>
+      <w:r>
+        <w:rPr>
+          <w:b/>
+          <w:bCs/>
           <w:color w:val="000000"/>
           <w:sz w:val="24"/>
           <w:szCs w:val="24"/>
           <w:lang w:val="sv-SE"/>
         </w:rPr>
-        <w:t>Jika tidak ada tugas, maka setiap praktikum anda wajib melampirkan dokumen laporan praktikum ini.</w:t>
-      </w:r>
-    </w:p>
-    <w:p>
-      <w:pPr>
-        <w:rPr>
-          <w:rFonts w:ascii="Arial Black" w:hAnsi="Arial Black"/>
-          <w:color w:val="808080"/>
-          <w:spacing w:val="-35"/>
+        <w:t xml:space="preserve">Server DNS </w:t>
+      </w:r>
+      <w:r>
+        <w:rPr>
+          <w:color w:val="000000"/>
+          <w:sz w:val="24"/>
+          <w:szCs w:val="24"/>
+          <w:lang w:val="sv-SE"/>
+        </w:rPr>
+        <w:t xml:space="preserve">berfungsi untuk menerjemahkan </w:t>
+      </w:r>
+      <w:r>
+        <w:rPr>
+          <w:color w:val="000000"/>
+          <w:sz w:val="24"/>
+          <w:szCs w:val="24"/>
+          <w:lang w:val="sv-SE"/>
+        </w:rPr>
+        <w:t xml:space="preserve">nama domain menjadi alamat IP, misalnya svrdns200.com menjadi 192.168.200.4. </w:t>
+      </w:r>
+      <w:r>
+        <w:rPr>
+          <w:color w:val="000000"/>
+          <w:sz w:val="24"/>
+          <w:szCs w:val="24"/>
+        </w:rPr>
+        <w:t>Server ini menyimpan data berupa resource record (A Record) dan bekerja lewat port 53.</w:t>
+      </w:r>
+    </w:p>
+    <w:p>
+      <w:pPr>
+        <w:pStyle w:val="ListParagraph"/>
+        <w:numPr>
+          <w:ilvl w:val="0"/>
+          <w:numId w:val="48"/>
+        </w:numPr>
+        <w:spacing w:line="360" w:lineRule="auto"/>
+        <w:jc w:val="both"/>
+        <w:rPr>
+          <w:b/>
+          <w:bCs/>
+          <w:color w:val="000000"/>
+          <w:sz w:val="24"/>
+          <w:szCs w:val="24"/>
+          <w:lang w:val="en-ID"/>
+        </w:rPr>
+      </w:pPr>
+      <w:r>
+        <w:rPr>
+          <w:b/>
+          <w:bCs/>
+          <w:color w:val="000000"/>
+          <w:sz w:val="24"/>
+          <w:szCs w:val="24"/>
+          <w:lang w:val="en-ID"/>
+        </w:rPr>
+        <w:t>Server HTTP</w:t>
+      </w:r>
+      <w:r>
+        <w:rPr>
+          <w:color w:val="000000"/>
+          <w:sz w:val="24"/>
+          <w:szCs w:val="24"/>
+          <w:lang w:val="en-ID"/>
+        </w:rPr>
+        <w:t xml:space="preserve"> </w:t>
+      </w:r>
+      <w:r>
+        <w:rPr>
+          <w:color w:val="000000"/>
+          <w:sz w:val="24"/>
+          <w:szCs w:val="24"/>
+        </w:rPr>
+        <w:t>berfungsi menyajikan halaman web ke browser client. Server ini menyimpan file web seperti HTML dan gambar, serta bekerja lewat port 80.</w:t>
+      </w:r>
+    </w:p>
+    <w:p>
+      <w:pPr>
+        <w:spacing w:line="360" w:lineRule="auto"/>
+        <w:jc w:val="both"/>
+        <w:rPr>
+          <w:b/>
+          <w:bCs/>
+          <w:color w:val="000000"/>
+          <w:sz w:val="24"/>
+          <w:szCs w:val="24"/>
+          <w:lang w:val="en-ID"/>
+        </w:rPr>
+      </w:pPr>
+    </w:p>
+    <w:p>
+      <w:pPr>
+        <w:pStyle w:val="ListParagraph"/>
+        <w:numPr>
+          <w:ilvl w:val="0"/>
+          <w:numId w:val="47"/>
+        </w:numPr>
+        <w:spacing w:line="360" w:lineRule="auto"/>
+        <w:jc w:val="both"/>
+        <w:rPr>
+          <w:color w:val="000000"/>
+          <w:sz w:val="24"/>
+          <w:szCs w:val="24"/>
+          <w:lang w:val="sv-SE"/>
+        </w:rPr>
+      </w:pPr>
+      <w:r>
+        <w:rPr>
+          <w:color w:val="000000"/>
+          <w:sz w:val="24"/>
+          <w:szCs w:val="24"/>
+          <w:lang w:val="sv-SE"/>
+        </w:rPr>
+        <w:t>Buatlah langkah-langkah nya dan analisis semua latihan Server DHCP, Routing, Acces Point hingga Server DNS</w:t>
+      </w:r>
+      <w:r>
+        <w:rPr>
+          <w:color w:val="000000"/>
+          <w:sz w:val="24"/>
+          <w:szCs w:val="24"/>
+          <w:lang w:val="sv-SE"/>
+        </w:rPr>
+        <w:t xml:space="preserve">. </w:t>
+      </w:r>
+    </w:p>
+    <w:p>
+      <w:pPr>
+        <w:pStyle w:val="ListParagraph"/>
+        <w:numPr>
+          <w:ilvl w:val="0"/>
+          <w:numId w:val="48"/>
+        </w:numPr>
+        <w:spacing w:line="360" w:lineRule="auto"/>
+        <w:jc w:val="both"/>
+        <w:rPr>
+          <w:b/>
+          <w:bCs/>
+          <w:color w:val="000000"/>
+          <w:sz w:val="24"/>
+          <w:szCs w:val="24"/>
+          <w:lang w:val="sv-SE"/>
+        </w:rPr>
+      </w:pPr>
+      <w:r>
+        <w:rPr>
+          <w:b/>
+          <w:bCs/>
+          <w:color w:val="000000"/>
+          <w:sz w:val="24"/>
+          <w:szCs w:val="24"/>
+          <w:lang w:val="sv-SE"/>
+        </w:rPr>
+        <w:t>Server DHCP</w:t>
+      </w:r>
+      <w:r>
+        <w:rPr>
           <w:sz w:val="30"/>
           <w:lang w:val="sv-SE"/>
         </w:rPr>
-      </w:pPr>
-    </w:p>
-    <w:p>
-      <w:pPr>
-        <w:rPr>
-          <w:rFonts w:ascii="Arial Black" w:hAnsi="Arial Black"/>
-          <w:color w:val="808080"/>
-          <w:spacing w:val="-35"/>
+        <w:t xml:space="preserve"> </w:t>
+      </w:r>
+      <w:r>
+        <w:rPr>
+          <w:sz w:val="24"/>
+          <w:szCs w:val="24"/>
+          <w:lang w:val="sv-SE"/>
+        </w:rPr>
+        <w:t>Server0 dan Server1 dihubungkan ke dua switch di sisi router masing-masing, lalu diberi IP statis dan diaktifkan layanan DHCP-nya pada tiap interface FastEthernet dengan gateway dan start IP sesuai subnet. End-device kemudian diubah dari Static ke DHCP</w:t>
+      </w:r>
+      <w:r>
+        <w:rPr>
+          <w:sz w:val="24"/>
+          <w:szCs w:val="24"/>
+          <w:lang w:val="sv-SE"/>
+        </w:rPr>
+        <w:t>.</w:t>
+      </w:r>
+    </w:p>
+    <w:p>
+      <w:pPr>
+        <w:pStyle w:val="ListParagraph"/>
+        <w:numPr>
+          <w:ilvl w:val="1"/>
+          <w:numId w:val="48"/>
+        </w:numPr>
+        <w:tabs>
+          <w:tab w:val="left" w:pos="2895"/>
+        </w:tabs>
+        <w:spacing w:after="360" w:line="360" w:lineRule="auto"/>
+        <w:jc w:val="both"/>
+        <w:rPr>
+          <w:b/>
+          <w:bCs/>
+          <w:color w:val="000000"/>
+          <w:sz w:val="24"/>
+          <w:szCs w:val="24"/>
+          <w:lang w:val="sv-SE"/>
+        </w:rPr>
+      </w:pPr>
+      <w:r>
+        <w:rPr>
+          <w:b/>
+          <w:bCs/>
+          <w:sz w:val="24"/>
+          <w:szCs w:val="24"/>
+          <w:lang w:val="sv-SE"/>
+        </w:rPr>
+        <w:t xml:space="preserve">Analisis : </w:t>
+      </w:r>
+      <w:r>
+        <w:rPr>
+          <w:sz w:val="24"/>
+          <w:szCs w:val="24"/>
+          <w:lang w:val="sv-SE"/>
+        </w:rPr>
+        <w:t>Satu server dapat melayani dua subnet tanpa DHCP relay karena memiliki dua interface, masing-masing berada di subnet yang dilayani. End-device berhasil memperoleh IP otomatis sesuai subnetnya.</w:t>
+      </w:r>
+    </w:p>
+    <w:p>
+      <w:pPr>
+        <w:pStyle w:val="ListParagraph"/>
+        <w:numPr>
+          <w:ilvl w:val="0"/>
+          <w:numId w:val="48"/>
+        </w:numPr>
+        <w:spacing w:line="360" w:lineRule="auto"/>
+        <w:jc w:val="both"/>
+        <w:rPr>
+          <w:b/>
+          <w:bCs/>
+          <w:color w:val="000000"/>
+          <w:sz w:val="24"/>
+          <w:szCs w:val="24"/>
+          <w:lang w:val="sv-SE"/>
+        </w:rPr>
+      </w:pPr>
+      <w:r>
+        <w:rPr>
+          <w:b/>
+          <w:bCs/>
+          <w:color w:val="000000"/>
+          <w:sz w:val="24"/>
+          <w:szCs w:val="24"/>
+          <w:lang w:val="sv-SE"/>
+        </w:rPr>
+        <w:t>Routing</w:t>
+      </w:r>
+      <w:r>
+        <w:rPr>
           <w:sz w:val="30"/>
           <w:lang w:val="sv-SE"/>
         </w:rPr>
-      </w:pPr>
+        <w:t xml:space="preserve"> </w:t>
+      </w:r>
+      <w:r>
+        <w:rPr>
+          <w:sz w:val="24"/>
+          <w:szCs w:val="24"/>
+          <w:lang w:val="sv-SE"/>
+        </w:rPr>
+        <w:t xml:space="preserve">Interface Router0 dan Router1 diberi IP, lalu dibuat rute statis. Router0 diarahkan ke 192.168.142.0/24 dan 192.168.140.0/24 via 192.168.10.2, sedangkan Router1 diarahkan ke 192.168.200.0/24 dan 192.168.122.0/24 via 192.168.10.1. </w:t>
+      </w:r>
+    </w:p>
+    <w:p>
+      <w:pPr>
+        <w:pStyle w:val="ListParagraph"/>
+        <w:numPr>
+          <w:ilvl w:val="1"/>
+          <w:numId w:val="48"/>
+        </w:numPr>
+        <w:tabs>
+          <w:tab w:val="left" w:pos="2895"/>
+        </w:tabs>
+        <w:spacing w:after="360" w:line="360" w:lineRule="auto"/>
+        <w:jc w:val="both"/>
+        <w:rPr>
+          <w:b/>
+          <w:bCs/>
+          <w:color w:val="000000"/>
+          <w:sz w:val="24"/>
+          <w:szCs w:val="24"/>
+          <w:lang w:val="sv-SE"/>
+        </w:rPr>
+      </w:pPr>
+      <w:r>
+        <w:rPr>
+          <w:b/>
+          <w:bCs/>
+          <w:sz w:val="24"/>
+          <w:szCs w:val="24"/>
+          <w:lang w:val="sv-SE"/>
+        </w:rPr>
+        <w:t xml:space="preserve">Analisis : </w:t>
+      </w:r>
+      <w:r>
+        <w:rPr>
+          <w:sz w:val="24"/>
+          <w:szCs w:val="24"/>
+          <w:lang w:val="sv-SE"/>
+        </w:rPr>
+        <w:t xml:space="preserve">Router hanya mengenal jaringan yang terhubung langsung, sehingga jaringan di balik router lain </w:t>
+      </w:r>
+      <w:r>
+        <w:rPr>
+          <w:sz w:val="24"/>
+          <w:szCs w:val="24"/>
+          <w:lang w:val="sv-SE"/>
+        </w:rPr>
+        <w:lastRenderedPageBreak/>
+        <w:t>harus ditambahkan manual lewat rute statis agar antar-subnet dapat berkomunikasi.</w:t>
+      </w:r>
+    </w:p>
+    <w:p>
+      <w:pPr>
+        <w:pStyle w:val="ListParagraph"/>
+        <w:numPr>
+          <w:ilvl w:val="0"/>
+          <w:numId w:val="48"/>
+        </w:numPr>
+        <w:spacing w:line="360" w:lineRule="auto"/>
+        <w:jc w:val="both"/>
+        <w:rPr>
+          <w:b/>
+          <w:bCs/>
+          <w:color w:val="000000"/>
+          <w:sz w:val="24"/>
+          <w:szCs w:val="24"/>
+          <w:lang w:val="sv-SE"/>
+        </w:rPr>
+      </w:pPr>
+      <w:r>
+        <w:rPr>
+          <w:b/>
+          <w:bCs/>
+          <w:color w:val="000000"/>
+          <w:sz w:val="24"/>
+          <w:szCs w:val="24"/>
+          <w:lang w:val="sv-SE"/>
+        </w:rPr>
+        <w:t>Access Point</w:t>
+      </w:r>
       <w:r>
         <w:rPr>
           <w:sz w:val="30"/>
           <w:lang w:val="sv-SE"/>
+        </w:rPr>
+        <w:t xml:space="preserve"> </w:t>
+      </w:r>
+      <w:r>
+        <w:rPr>
+          <w:sz w:val="24"/>
+          <w:szCs w:val="24"/>
+          <w:lang w:val="sv-SE"/>
+        </w:rPr>
+        <w:t>Port 1 pada Access Point dikonfigurasi dengan SSID WIFI_ITERA_IF, autentikasi WPA2-PSK, dan passphrase ITERA2026. Laptop dan PC kemudian terhubung lewat menu PC Wireless.</w:t>
+      </w:r>
+    </w:p>
+    <w:p>
+      <w:pPr>
+        <w:pStyle w:val="ListParagraph"/>
+        <w:numPr>
+          <w:ilvl w:val="1"/>
+          <w:numId w:val="48"/>
+        </w:numPr>
+        <w:tabs>
+          <w:tab w:val="left" w:pos="2895"/>
+        </w:tabs>
+        <w:spacing w:after="360" w:line="360" w:lineRule="auto"/>
+        <w:jc w:val="both"/>
+        <w:rPr>
+          <w:b/>
+          <w:bCs/>
+          <w:color w:val="000000"/>
+          <w:sz w:val="24"/>
+          <w:szCs w:val="24"/>
+          <w:lang w:val="sv-SE"/>
+        </w:rPr>
+      </w:pPr>
+      <w:r>
+        <w:rPr>
+          <w:b/>
+          <w:bCs/>
+          <w:sz w:val="24"/>
+          <w:szCs w:val="24"/>
+          <w:lang w:val="sv-SE"/>
+        </w:rPr>
+        <w:t xml:space="preserve">Analisis : </w:t>
+      </w:r>
+      <w:r>
+        <w:rPr>
+          <w:sz w:val="24"/>
+          <w:szCs w:val="24"/>
+          <w:lang w:val="sv-SE"/>
+        </w:rPr>
+        <w:t xml:space="preserve">Access Point bekerja sebagai bridge di Layer 2, sehingga perangkat nirkabel berada dalam subnet yang sama dengan jaringan kabel dan mendapat IP dari DHCP server subnet tersebut. </w:t>
+      </w:r>
+      <w:r>
+        <w:rPr>
+          <w:sz w:val="24"/>
+          <w:szCs w:val="24"/>
+        </w:rPr>
+        <w:t>WPA2-PSK dengan enkripsi AES lebih aman daripada WEP.</w:t>
+      </w:r>
+    </w:p>
+    <w:p>
+      <w:pPr>
+        <w:pStyle w:val="ListParagraph"/>
+        <w:numPr>
+          <w:ilvl w:val="0"/>
+          <w:numId w:val="48"/>
+        </w:numPr>
+        <w:spacing w:line="360" w:lineRule="auto"/>
+        <w:jc w:val="both"/>
+        <w:rPr>
+          <w:b/>
+          <w:bCs/>
+          <w:color w:val="000000"/>
+          <w:sz w:val="24"/>
+          <w:szCs w:val="24"/>
+          <w:lang w:val="sv-SE"/>
+        </w:rPr>
+      </w:pPr>
+      <w:r>
+        <w:rPr>
+          <w:b/>
+          <w:bCs/>
+          <w:color w:val="000000"/>
+          <w:sz w:val="24"/>
+          <w:szCs w:val="24"/>
+          <w:lang w:val="sv-SE"/>
+        </w:rPr>
+        <w:t>Verifikasi Konektivitas</w:t>
+      </w:r>
+      <w:r>
+        <w:rPr>
+          <w:sz w:val="30"/>
+          <w:lang w:val="sv-SE"/>
+        </w:rPr>
+        <w:t xml:space="preserve"> </w:t>
+      </w:r>
+      <w:r>
+        <w:rPr>
+          <w:sz w:val="24"/>
+          <w:szCs w:val="24"/>
+          <w:lang w:val="sv-SE"/>
+        </w:rPr>
+        <w:t>Pengujian dilakukan dengan ping dan Simple PDU. Ping ke 192.168.200.4 membalas 4 dari 4 paket tanpa loss, dan PDU berstatus Successful.</w:t>
+      </w:r>
+      <w:r>
+        <w:rPr>
+          <w:sz w:val="24"/>
+          <w:szCs w:val="24"/>
+          <w:lang w:val="sv-SE"/>
+        </w:rPr>
+        <w:br/>
+        <w:t>Analisis: Konektivitas dalam subnet berjalan baik. Untuk membuktikan routing, pengujian sebaiknya juga dilakukan lintas subnet.</w:t>
+      </w:r>
+    </w:p>
+    <w:p>
+      <w:pPr>
+        <w:pStyle w:val="ListParagraph"/>
+        <w:numPr>
+          <w:ilvl w:val="0"/>
+          <w:numId w:val="48"/>
+        </w:numPr>
+        <w:spacing w:line="360" w:lineRule="auto"/>
+        <w:jc w:val="both"/>
+        <w:rPr>
+          <w:sz w:val="24"/>
+          <w:szCs w:val="24"/>
+        </w:rPr>
+      </w:pPr>
+      <w:r>
+        <w:rPr>
+          <w:b/>
+          <w:bCs/>
+          <w:color w:val="000000"/>
+          <w:sz w:val="24"/>
+          <w:szCs w:val="24"/>
+          <w:lang w:val="sv-SE"/>
+        </w:rPr>
+        <w:t>Access Point</w:t>
+      </w:r>
+      <w:r>
+        <w:rPr>
+          <w:sz w:val="30"/>
+          <w:lang w:val="sv-SE"/>
+        </w:rPr>
+        <w:t xml:space="preserve"> </w:t>
+      </w:r>
+      <w:r>
+        <w:rPr>
+          <w:sz w:val="24"/>
+          <w:szCs w:val="24"/>
+          <w:lang w:val="sv-SE"/>
+        </w:rPr>
+        <w:t>Layanan DNS diaktifkan di tiap server dengan A Record (svrdns200.com, svrdns142.com, svrdns140.com, svrdns122.com). Alamat DNS server lalu ditambahkan ke pool DHCP, dan end-device memperbarui konfigurasi IP-nya. Pengujian dilakukan lewat web browser.</w:t>
+      </w:r>
+      <w:r>
+        <w:rPr>
+          <w:sz w:val="24"/>
+          <w:szCs w:val="24"/>
+          <w:lang w:val="sv-SE"/>
+        </w:rPr>
+        <w:br/>
+        <w:t xml:space="preserve">Analisis: DHCP membagikan alamat DNS ke client, DNS menerjemahkan nama menjadi IP, lalu HTTP menyajikan halamannya. </w:t>
+      </w:r>
+      <w:r>
+        <w:rPr>
+          <w:sz w:val="24"/>
+          <w:szCs w:val="24"/>
+        </w:rPr>
+        <w:t>Halaman Cisco Packet Tracer yang tampil membuktikan seluruh rangkaian berjalan.</w:t>
+      </w:r>
+    </w:p>
+    <w:p>
+      <w:pPr>
+        <w:rPr>
+          <w:sz w:val="24"/>
+          <w:szCs w:val="24"/>
+        </w:rPr>
+      </w:pPr>
+      <w:r>
+        <w:rPr>
+          <w:sz w:val="24"/>
+          <w:szCs w:val="24"/>
         </w:rPr>
         <w:br w:type="page"/>
       </w:r>
@@ -11597,34 +12148,303 @@
     </w:p>
     <w:p>
       <w:pPr>
-        <w:rPr>
+        <w:ind w:left="1276" w:hanging="1276"/>
+        <w:jc w:val="both"/>
+        <w:rPr>
+          <w:color w:val="000000"/>
           <w:sz w:val="22"/>
           <w:szCs w:val="22"/>
-          <w:lang w:val="nb-NO"/>
-        </w:rPr>
-      </w:pPr>
-    </w:p>
-    <w:p>
-      <w:pPr>
-        <w:rPr>
+        </w:rPr>
+      </w:pPr>
+      <w:r>
+        <w:rPr>
+          <w:color w:val="000000"/>
           <w:sz w:val="22"/>
           <w:szCs w:val="22"/>
-          <w:lang w:val="nb-NO"/>
-        </w:rPr>
-      </w:pPr>
-      <w:r>
-        <w:rPr>
+        </w:rPr>
+        <w:t>A Forouzan, Behrouz. 2007. Data Communication and Networking Fourth Edition, McGraw-Hill Education, Singapore.</w:t>
+      </w:r>
+    </w:p>
+    <w:p>
+      <w:pPr>
+        <w:ind w:left="1276" w:hanging="1276"/>
+        <w:jc w:val="both"/>
+        <w:rPr>
+          <w:color w:val="000000"/>
           <w:sz w:val="22"/>
           <w:szCs w:val="22"/>
-          <w:lang w:val="nb-NO"/>
-        </w:rPr>
-        <w:br/>
-        <w:t>Lampirkan referensi yang digunakan pada modul praktikum, jika ada referensi tambahan lain yang anda gunakan dalam menjawab tugas, silahkan dilampirkan juga dengan format seperti di atas.</w:t>
-      </w:r>
+        </w:rPr>
+      </w:pPr>
+      <w:r>
+        <w:rPr>
+          <w:color w:val="000000"/>
+          <w:sz w:val="22"/>
+          <w:szCs w:val="22"/>
+        </w:rPr>
+        <w:t xml:space="preserve">IETF. 1987. Domain Names - Concepts and Facilities, RFC 1034, Available: </w:t>
+      </w:r>
+      <w:hyperlink r:id="rId47" w:history="1">
+        <w:r>
+          <w:rPr>
+            <w:rStyle w:val="Hyperlink"/>
+            <w:sz w:val="22"/>
+            <w:szCs w:val="22"/>
+          </w:rPr>
+          <w:t>https://datatracker.ietf.org/doc/html/rfc1034</w:t>
+        </w:r>
+      </w:hyperlink>
+      <w:r>
+        <w:rPr>
+          <w:color w:val="000000"/>
+          <w:sz w:val="22"/>
+          <w:szCs w:val="22"/>
+        </w:rPr>
+        <w:t xml:space="preserve">. </w:t>
+      </w:r>
+    </w:p>
+    <w:p>
+      <w:pPr>
+        <w:ind w:left="1276" w:hanging="1276"/>
+        <w:jc w:val="both"/>
+        <w:rPr>
+          <w:color w:val="000000"/>
+          <w:sz w:val="22"/>
+          <w:szCs w:val="22"/>
+        </w:rPr>
+      </w:pPr>
+      <w:r>
+        <w:rPr>
+          <w:color w:val="000000"/>
+          <w:sz w:val="22"/>
+          <w:szCs w:val="22"/>
+        </w:rPr>
+        <w:t xml:space="preserve">IETF. 1987. Domain Names - Implementation and Specification, RFC 1035, Available: </w:t>
+      </w:r>
+      <w:hyperlink r:id="rId48" w:history="1">
+        <w:r>
+          <w:rPr>
+            <w:rStyle w:val="Hyperlink"/>
+            <w:sz w:val="22"/>
+            <w:szCs w:val="22"/>
+          </w:rPr>
+          <w:t>https://datatracker.ietf.org/doc/html/rfc1035</w:t>
+        </w:r>
+      </w:hyperlink>
+      <w:r>
+        <w:rPr>
+          <w:color w:val="000000"/>
+          <w:sz w:val="22"/>
+          <w:szCs w:val="22"/>
+        </w:rPr>
+        <w:t xml:space="preserve">. </w:t>
+      </w:r>
+    </w:p>
+    <w:p>
+      <w:pPr>
+        <w:ind w:left="1276" w:hanging="1276"/>
+        <w:jc w:val="both"/>
+        <w:rPr>
+          <w:color w:val="000000"/>
+          <w:sz w:val="22"/>
+          <w:szCs w:val="22"/>
+        </w:rPr>
+      </w:pPr>
+      <w:r>
+        <w:rPr>
+          <w:color w:val="000000"/>
+          <w:sz w:val="22"/>
+          <w:szCs w:val="22"/>
+        </w:rPr>
+        <w:t xml:space="preserve">IETF. 1997. Dynamic Host Configuration Protocol, RFC 2131, Available: </w:t>
+      </w:r>
+      <w:hyperlink r:id="rId49" w:history="1">
+        <w:r>
+          <w:rPr>
+            <w:rStyle w:val="Hyperlink"/>
+            <w:sz w:val="22"/>
+            <w:szCs w:val="22"/>
+          </w:rPr>
+          <w:t>https://datatracker.ietf.org/doc/html/rfc2131</w:t>
+        </w:r>
+      </w:hyperlink>
+      <w:r>
+        <w:rPr>
+          <w:color w:val="000000"/>
+          <w:sz w:val="22"/>
+          <w:szCs w:val="22"/>
+        </w:rPr>
+        <w:t xml:space="preserve">. </w:t>
+      </w:r>
+    </w:p>
+    <w:p>
+      <w:pPr>
+        <w:ind w:left="1276" w:hanging="1276"/>
+        <w:jc w:val="both"/>
+        <w:rPr>
+          <w:color w:val="000000"/>
+          <w:sz w:val="22"/>
+          <w:szCs w:val="22"/>
+        </w:rPr>
+      </w:pPr>
+      <w:r>
+        <w:rPr>
+          <w:color w:val="000000"/>
+          <w:sz w:val="22"/>
+          <w:szCs w:val="22"/>
+        </w:rPr>
+        <w:t xml:space="preserve">IETF. 1999. Hypertext Transfer Protocol -- HTTP/1.1, RFC 2616, Available: </w:t>
+      </w:r>
+      <w:hyperlink r:id="rId50" w:history="1">
+        <w:r>
+          <w:rPr>
+            <w:rStyle w:val="Hyperlink"/>
+            <w:sz w:val="22"/>
+            <w:szCs w:val="22"/>
+          </w:rPr>
+          <w:t>https://datatracker.ietf.org/doc/html/rfc2616</w:t>
+        </w:r>
+      </w:hyperlink>
+      <w:r>
+        <w:rPr>
+          <w:color w:val="000000"/>
+          <w:sz w:val="22"/>
+          <w:szCs w:val="22"/>
+        </w:rPr>
+        <w:t xml:space="preserve">. </w:t>
+      </w:r>
+    </w:p>
+    <w:p>
+      <w:pPr>
+        <w:ind w:left="1276" w:hanging="1276"/>
+        <w:jc w:val="both"/>
+        <w:rPr>
+          <w:color w:val="000000"/>
+          <w:sz w:val="22"/>
+          <w:szCs w:val="22"/>
+        </w:rPr>
+      </w:pPr>
+      <w:r>
+        <w:rPr>
+          <w:color w:val="000000"/>
+          <w:sz w:val="22"/>
+          <w:szCs w:val="22"/>
+        </w:rPr>
+        <w:t>Kurose, James F. &amp; Ross, Keith W. 2017. Computer Networking A Top-Down Approach Seventh Edition, Pearson, Hoboken.</w:t>
+      </w:r>
+    </w:p>
+    <w:p>
+      <w:pPr>
+        <w:ind w:left="1276" w:hanging="1276"/>
+        <w:jc w:val="both"/>
+        <w:rPr>
+          <w:color w:val="000000"/>
+          <w:sz w:val="22"/>
+          <w:szCs w:val="22"/>
+        </w:rPr>
+      </w:pPr>
+      <w:r>
+        <w:rPr>
+          <w:color w:val="000000"/>
+          <w:sz w:val="22"/>
+          <w:szCs w:val="22"/>
+        </w:rPr>
+        <w:t xml:space="preserve">Lammle, Todd. 2020. CCNA Certification Study Guide, Volume 2: Exam 200-301, Sybex, Hoboken. </w:t>
+      </w:r>
+    </w:p>
+    <w:p>
+      <w:pPr>
+        <w:ind w:left="1276" w:hanging="1276"/>
+        <w:jc w:val="both"/>
+        <w:rPr>
+          <w:color w:val="000000"/>
+          <w:sz w:val="22"/>
+          <w:szCs w:val="22"/>
+        </w:rPr>
+      </w:pPr>
+      <w:r>
+        <w:rPr>
+          <w:color w:val="000000"/>
+          <w:sz w:val="22"/>
+          <w:szCs w:val="22"/>
+        </w:rPr>
+        <w:t xml:space="preserve">Cisco Systems, Inc. 2015. Wireless LAN Configuration Guide, Cisco IOS Release 15M&amp;T, Cisco Systems, Inc. </w:t>
+      </w:r>
+    </w:p>
+    <w:p>
+      <w:pPr>
+        <w:ind w:left="1276" w:hanging="1276"/>
+        <w:jc w:val="both"/>
+        <w:rPr>
+          <w:color w:val="000000"/>
+          <w:sz w:val="22"/>
+          <w:szCs w:val="22"/>
+        </w:rPr>
+      </w:pPr>
+      <w:r>
+        <w:rPr>
+          <w:color w:val="000000"/>
+          <w:sz w:val="22"/>
+          <w:szCs w:val="22"/>
+        </w:rPr>
+        <w:t xml:space="preserve">Baker, F. 1995. Requirements for IP Version 4 Routers, RFC 1812, Internet Engineering Task Force (IETF), Available: </w:t>
+      </w:r>
+      <w:hyperlink r:id="rId51" w:history="1">
+        <w:r>
+          <w:rPr>
+            <w:rStyle w:val="Hyperlink"/>
+            <w:sz w:val="22"/>
+            <w:szCs w:val="22"/>
+          </w:rPr>
+          <w:t>https://www.rfceditor.org/rfc/rfc1812.html</w:t>
+        </w:r>
+      </w:hyperlink>
+      <w:r>
+        <w:rPr>
+          <w:color w:val="000000"/>
+          <w:sz w:val="22"/>
+          <w:szCs w:val="22"/>
+        </w:rPr>
+        <w:t xml:space="preserve">. </w:t>
+      </w:r>
+    </w:p>
+    <w:p>
+      <w:pPr>
+        <w:ind w:left="1276" w:hanging="1276"/>
+        <w:jc w:val="both"/>
+        <w:rPr>
+          <w:color w:val="000000"/>
+          <w:sz w:val="22"/>
+          <w:szCs w:val="22"/>
+        </w:rPr>
+      </w:pPr>
+      <w:r>
+        <w:rPr>
+          <w:color w:val="000000"/>
+          <w:sz w:val="22"/>
+          <w:szCs w:val="22"/>
+        </w:rPr>
+        <w:t>Kurose, James F. &amp; Ross, Keith W. 2021. Computer Networking: A Top-Down Approach, Eighth Edition, Pearson.</w:t>
+      </w:r>
+    </w:p>
+    <w:p>
+      <w:pPr>
+        <w:tabs>
+          <w:tab w:val="left" w:pos="2895"/>
+        </w:tabs>
+        <w:spacing w:after="360" w:line="360" w:lineRule="auto"/>
+        <w:rPr>
+          <w:b/>
+          <w:bCs/>
+          <w:color w:val="000000"/>
+          <w:sz w:val="24"/>
+          <w:szCs w:val="24"/>
+          <w:lang w:val="en-ID"/>
+        </w:rPr>
+      </w:pPr>
     </w:p>
     <w:sectPr>
-      <w:headerReference w:type="default" r:id="rId47"/>
-      <w:headerReference w:type="first" r:id="rId48"/>
+      <w:headerReference w:type="default" r:id="rId52"/>
+      <w:headerReference w:type="first" r:id="rId53"/>
       <w:pgSz w:w="9979" w:h="14175" w:code="1"/>
       <w:pgMar w:top="1440" w:right="1440" w:bottom="1440" w:left="1440" w:header="720" w:footer="720" w:gutter="0"/>
       <w:pgNumType w:start="1"/>
@@ -11879,14 +12699,14 @@
         <v:path o:extrusionok="f" gradientshapeok="t" o:connecttype="rect"/>
         <o:lock v:ext="edit" aspectratio="t"/>
       </v:shapetype>
-      <v:shape id="_x0000_i1025" type="#_x0000_t75" style="width:10.9pt;height:10.9pt" o:bullet="t">
+      <v:shape id="_x0000_i1025" type="#_x0000_t75" style="width:10.8pt;height:10.8pt" o:bullet="t">
         <v:imagedata r:id="rId1" o:title="mso35"/>
       </v:shape>
     </w:pict>
   </w:numPicBullet>
   <w:numPicBullet w:numPicBulletId="1">
     <w:pict>
-      <v:shape id="_x0000_i1026" type="#_x0000_t75" style="width:10.9pt;height:10.9pt" o:bullet="t">
+      <v:shape id="_x0000_i1026" type="#_x0000_t75" style="width:10.8pt;height:10.8pt" o:bullet="t">
         <v:imagedata r:id="rId2" o:title="BD21421_"/>
       </v:shape>
     </w:pict>
@@ -14570,6 +15390,92 @@
     </w:lvl>
   </w:abstractNum>
   <w:abstractNum w:abstractNumId="24" w15:restartNumberingAfterBreak="0">
+    <w:nsid w:val="517F3802"/>
+    <w:multiLevelType w:val="hybridMultilevel"/>
+    <w:tmpl w:val="BEC29338"/>
+    <w:lvl w:ilvl="0" w:tplc="3809000F">
+      <w:start w:val="1"/>
+      <w:numFmt w:val="decimal"/>
+      <w:lvlText w:val="%1."/>
+      <w:lvlJc w:val="left"/>
+      <w:pPr>
+        <w:ind w:left="720" w:hanging="360"/>
+      </w:pPr>
+    </w:lvl>
+    <w:lvl w:ilvl="1" w:tplc="38090019" w:tentative="1">
+      <w:start w:val="1"/>
+      <w:numFmt w:val="lowerLetter"/>
+      <w:lvlText w:val="%2."/>
+      <w:lvlJc w:val="left"/>
+      <w:pPr>
+        <w:ind w:left="1440" w:hanging="360"/>
+      </w:pPr>
+    </w:lvl>
+    <w:lvl w:ilvl="2" w:tplc="3809001B" w:tentative="1">
+      <w:start w:val="1"/>
+      <w:numFmt w:val="lowerRoman"/>
+      <w:lvlText w:val="%3."/>
+      <w:lvlJc w:val="right"/>
+      <w:pPr>
+        <w:ind w:left="2160" w:hanging="180"/>
+      </w:pPr>
+    </w:lvl>
+    <w:lvl w:ilvl="3" w:tplc="3809000F" w:tentative="1">
+      <w:start w:val="1"/>
+      <w:numFmt w:val="decimal"/>
+      <w:lvlText w:val="%4."/>
+      <w:lvlJc w:val="left"/>
+      <w:pPr>
+        <w:ind w:left="2880" w:hanging="360"/>
+      </w:pPr>
+    </w:lvl>
+    <w:lvl w:ilvl="4" w:tplc="38090019" w:tentative="1">
+      <w:start w:val="1"/>
+      <w:numFmt w:val="lowerLetter"/>
+      <w:lvlText w:val="%5."/>
+      <w:lvlJc w:val="left"/>
+      <w:pPr>
+        <w:ind w:left="3600" w:hanging="360"/>
+      </w:pPr>
+    </w:lvl>
+    <w:lvl w:ilvl="5" w:tplc="3809001B" w:tentative="1">
+      <w:start w:val="1"/>
+      <w:numFmt w:val="lowerRoman"/>
+      <w:lvlText w:val="%6."/>
+      <w:lvlJc w:val="right"/>
+      <w:pPr>
+        <w:ind w:left="4320" w:hanging="180"/>
+      </w:pPr>
+    </w:lvl>
+    <w:lvl w:ilvl="6" w:tplc="3809000F" w:tentative="1">
+      <w:start w:val="1"/>
+      <w:numFmt w:val="decimal"/>
+      <w:lvlText w:val="%7."/>
+      <w:lvlJc w:val="left"/>
+      <w:pPr>
+        <w:ind w:left="5040" w:hanging="360"/>
+      </w:pPr>
+    </w:lvl>
+    <w:lvl w:ilvl="7" w:tplc="38090019" w:tentative="1">
+      <w:start w:val="1"/>
+      <w:numFmt w:val="lowerLetter"/>
+      <w:lvlText w:val="%8."/>
+      <w:lvlJc w:val="left"/>
+      <w:pPr>
+        <w:ind w:left="5760" w:hanging="360"/>
+      </w:pPr>
+    </w:lvl>
+    <w:lvl w:ilvl="8" w:tplc="3809001B" w:tentative="1">
+      <w:start w:val="1"/>
+      <w:numFmt w:val="lowerRoman"/>
+      <w:lvlText w:val="%9."/>
+      <w:lvlJc w:val="right"/>
+      <w:pPr>
+        <w:ind w:left="6480" w:hanging="180"/>
+      </w:pPr>
+    </w:lvl>
+  </w:abstractNum>
+  <w:abstractNum w:abstractNumId="25" w15:restartNumberingAfterBreak="0">
     <w:nsid w:val="54ED4C8E"/>
     <w:multiLevelType w:val="hybridMultilevel"/>
     <w:tmpl w:val="DC94937E"/>
@@ -14658,7 +15564,7 @@
       </w:pPr>
     </w:lvl>
   </w:abstractNum>
-  <w:abstractNum w:abstractNumId="25" w15:restartNumberingAfterBreak="0">
+  <w:abstractNum w:abstractNumId="26" w15:restartNumberingAfterBreak="0">
     <w:nsid w:val="55C833AF"/>
     <w:multiLevelType w:val="multilevel"/>
     <w:tmpl w:val="E716E14C"/>
@@ -14801,7 +15707,7 @@
       </w:rPr>
     </w:lvl>
   </w:abstractNum>
-  <w:abstractNum w:abstractNumId="26" w15:restartNumberingAfterBreak="0">
+  <w:abstractNum w:abstractNumId="27" w15:restartNumberingAfterBreak="0">
     <w:nsid w:val="57523EA1"/>
     <w:multiLevelType w:val="hybridMultilevel"/>
     <w:tmpl w:val="DE146A1C"/>
@@ -14890,7 +15796,7 @@
       </w:pPr>
     </w:lvl>
   </w:abstractNum>
-  <w:abstractNum w:abstractNumId="27" w15:restartNumberingAfterBreak="0">
+  <w:abstractNum w:abstractNumId="28" w15:restartNumberingAfterBreak="0">
     <w:nsid w:val="57CE3056"/>
     <w:multiLevelType w:val="hybridMultilevel"/>
     <w:tmpl w:val="631A431C"/>
@@ -15006,7 +15912,7 @@
       </w:rPr>
     </w:lvl>
   </w:abstractNum>
-  <w:abstractNum w:abstractNumId="28" w15:restartNumberingAfterBreak="0">
+  <w:abstractNum w:abstractNumId="29" w15:restartNumberingAfterBreak="0">
     <w:nsid w:val="588C34B9"/>
     <w:multiLevelType w:val="hybridMultilevel"/>
     <w:tmpl w:val="CC2E77BA"/>
@@ -15095,7 +16001,7 @@
       </w:pPr>
     </w:lvl>
   </w:abstractNum>
-  <w:abstractNum w:abstractNumId="29" w15:restartNumberingAfterBreak="0">
+  <w:abstractNum w:abstractNumId="30" w15:restartNumberingAfterBreak="0">
     <w:nsid w:val="5DA25BF6"/>
     <w:multiLevelType w:val="hybridMultilevel"/>
     <w:tmpl w:val="2CDC507C"/>
@@ -15235,7 +16141,7 @@
       </w:rPr>
     </w:lvl>
   </w:abstractNum>
-  <w:abstractNum w:abstractNumId="30" w15:restartNumberingAfterBreak="0">
+  <w:abstractNum w:abstractNumId="31" w15:restartNumberingAfterBreak="0">
     <w:nsid w:val="5DFB4295"/>
     <w:multiLevelType w:val="hybridMultilevel"/>
     <w:tmpl w:val="FCB683AE"/>
@@ -15348,7 +16254,7 @@
       </w:rPr>
     </w:lvl>
   </w:abstractNum>
-  <w:abstractNum w:abstractNumId="31" w15:restartNumberingAfterBreak="0">
+  <w:abstractNum w:abstractNumId="32" w15:restartNumberingAfterBreak="0">
     <w:nsid w:val="5F370C22"/>
     <w:multiLevelType w:val="hybridMultilevel"/>
     <w:tmpl w:val="E49A8604"/>
@@ -15461,7 +16367,7 @@
       </w:rPr>
     </w:lvl>
   </w:abstractNum>
-  <w:abstractNum w:abstractNumId="32" w15:restartNumberingAfterBreak="0">
+  <w:abstractNum w:abstractNumId="33" w15:restartNumberingAfterBreak="0">
     <w:nsid w:val="5F436190"/>
     <w:multiLevelType w:val="singleLevel"/>
     <w:tmpl w:val="D7CE7166"/>
@@ -15481,7 +16387,7 @@
       </w:rPr>
     </w:lvl>
   </w:abstractNum>
-  <w:abstractNum w:abstractNumId="33" w15:restartNumberingAfterBreak="0">
+  <w:abstractNum w:abstractNumId="34" w15:restartNumberingAfterBreak="0">
     <w:nsid w:val="60EF0358"/>
     <w:multiLevelType w:val="multilevel"/>
     <w:tmpl w:val="D6AC3014"/>
@@ -15621,7 +16527,7 @@
       </w:rPr>
     </w:lvl>
   </w:abstractNum>
-  <w:abstractNum w:abstractNumId="34" w15:restartNumberingAfterBreak="0">
+  <w:abstractNum w:abstractNumId="35" w15:restartNumberingAfterBreak="0">
     <w:nsid w:val="621A49DD"/>
     <w:multiLevelType w:val="hybridMultilevel"/>
     <w:tmpl w:val="CDCC9706"/>
@@ -15761,7 +16667,7 @@
       </w:rPr>
     </w:lvl>
   </w:abstractNum>
-  <w:abstractNum w:abstractNumId="35" w15:restartNumberingAfterBreak="0">
+  <w:abstractNum w:abstractNumId="36" w15:restartNumberingAfterBreak="0">
     <w:nsid w:val="626A3920"/>
     <w:multiLevelType w:val="hybridMultilevel"/>
     <w:tmpl w:val="83A60710"/>
@@ -15874,7 +16780,7 @@
       </w:pPr>
     </w:lvl>
   </w:abstractNum>
-  <w:abstractNum w:abstractNumId="36" w15:restartNumberingAfterBreak="0">
+  <w:abstractNum w:abstractNumId="37" w15:restartNumberingAfterBreak="0">
     <w:nsid w:val="6BD04CF6"/>
     <w:multiLevelType w:val="hybridMultilevel"/>
     <w:tmpl w:val="08B682F6"/>
@@ -16016,7 +16922,7 @@
       </w:rPr>
     </w:lvl>
   </w:abstractNum>
-  <w:abstractNum w:abstractNumId="37" w15:restartNumberingAfterBreak="0">
+  <w:abstractNum w:abstractNumId="38" w15:restartNumberingAfterBreak="0">
     <w:nsid w:val="6CA24500"/>
     <w:multiLevelType w:val="multilevel"/>
     <w:tmpl w:val="A0AEC422"/>
@@ -16154,7 +17060,7 @@
       </w:rPr>
     </w:lvl>
   </w:abstractNum>
-  <w:abstractNum w:abstractNumId="38" w15:restartNumberingAfterBreak="0">
+  <w:abstractNum w:abstractNumId="39" w15:restartNumberingAfterBreak="0">
     <w:nsid w:val="6E394299"/>
     <w:multiLevelType w:val="hybridMultilevel"/>
     <w:tmpl w:val="64323A9A"/>
@@ -16294,7 +17200,7 @@
       </w:rPr>
     </w:lvl>
   </w:abstractNum>
-  <w:abstractNum w:abstractNumId="39" w15:restartNumberingAfterBreak="0">
+  <w:abstractNum w:abstractNumId="40" w15:restartNumberingAfterBreak="0">
     <w:nsid w:val="6FDF043B"/>
     <w:multiLevelType w:val="hybridMultilevel"/>
     <w:tmpl w:val="5AF4BB06"/>
@@ -16383,7 +17289,120 @@
       </w:pPr>
     </w:lvl>
   </w:abstractNum>
-  <w:abstractNum w:abstractNumId="40" w15:restartNumberingAfterBreak="0">
+  <w:abstractNum w:abstractNumId="41" w15:restartNumberingAfterBreak="0">
+    <w:nsid w:val="70722517"/>
+    <w:multiLevelType w:val="hybridMultilevel"/>
+    <w:tmpl w:val="62CC8F4A"/>
+    <w:lvl w:ilvl="0" w:tplc="B4B28298">
+      <w:start w:val="2"/>
+      <w:numFmt w:val="bullet"/>
+      <w:lvlText w:val=""/>
+      <w:lvlJc w:val="left"/>
+      <w:pPr>
+        <w:ind w:left="1080" w:hanging="360"/>
+      </w:pPr>
+      <w:rPr>
+        <w:rFonts w:ascii="Wingdings" w:eastAsia="Times New Roman" w:hAnsi="Wingdings" w:cs="Times New Roman" w:hint="default"/>
+      </w:rPr>
+    </w:lvl>
+    <w:lvl w:ilvl="1" w:tplc="38090003">
+      <w:start w:val="1"/>
+      <w:numFmt w:val="bullet"/>
+      <w:lvlText w:val="o"/>
+      <w:lvlJc w:val="left"/>
+      <w:pPr>
+        <w:ind w:left="1800" w:hanging="360"/>
+      </w:pPr>
+      <w:rPr>
+        <w:rFonts w:ascii="Courier New" w:hAnsi="Courier New" w:cs="Courier New" w:hint="default"/>
+      </w:rPr>
+    </w:lvl>
+    <w:lvl w:ilvl="2" w:tplc="38090005" w:tentative="1">
+      <w:start w:val="1"/>
+      <w:numFmt w:val="bullet"/>
+      <w:lvlText w:val=""/>
+      <w:lvlJc w:val="left"/>
+      <w:pPr>
+        <w:ind w:left="2520" w:hanging="360"/>
+      </w:pPr>
+      <w:rPr>
+        <w:rFonts w:ascii="Wingdings" w:hAnsi="Wingdings" w:hint="default"/>
+      </w:rPr>
+    </w:lvl>
+    <w:lvl w:ilvl="3" w:tplc="38090001" w:tentative="1">
+      <w:start w:val="1"/>
+      <w:numFmt w:val="bullet"/>
+      <w:lvlText w:val=""/>
+      <w:lvlJc w:val="left"/>
+      <w:pPr>
+        <w:ind w:left="3240" w:hanging="360"/>
+      </w:pPr>
+      <w:rPr>
+        <w:rFonts w:ascii="Symbol" w:hAnsi="Symbol" w:hint="default"/>
+      </w:rPr>
+    </w:lvl>
+    <w:lvl w:ilvl="4" w:tplc="38090003" w:tentative="1">
+      <w:start w:val="1"/>
+      <w:numFmt w:val="bullet"/>
+      <w:lvlText w:val="o"/>
+      <w:lvlJc w:val="left"/>
+      <w:pPr>
+        <w:ind w:left="3960" w:hanging="360"/>
+      </w:pPr>
+      <w:rPr>
+        <w:rFonts w:ascii="Courier New" w:hAnsi="Courier New" w:cs="Courier New" w:hint="default"/>
+      </w:rPr>
+    </w:lvl>
+    <w:lvl w:ilvl="5" w:tplc="38090005" w:tentative="1">
+      <w:start w:val="1"/>
+      <w:numFmt w:val="bullet"/>
+      <w:lvlText w:val=""/>
+      <w:lvlJc w:val="left"/>
+      <w:pPr>
+        <w:ind w:left="4680" w:hanging="360"/>
+      </w:pPr>
+      <w:rPr>
+        <w:rFonts w:ascii="Wingdings" w:hAnsi="Wingdings" w:hint="default"/>
+      </w:rPr>
+    </w:lvl>
+    <w:lvl w:ilvl="6" w:tplc="38090001" w:tentative="1">
+      <w:start w:val="1"/>
+      <w:numFmt w:val="bullet"/>
+      <w:lvlText w:val=""/>
+      <w:lvlJc w:val="left"/>
+      <w:pPr>
+        <w:ind w:left="5400" w:hanging="360"/>
+      </w:pPr>
+      <w:rPr>
+        <w:rFonts w:ascii="Symbol" w:hAnsi="Symbol" w:hint="default"/>
+      </w:rPr>
+    </w:lvl>
+    <w:lvl w:ilvl="7" w:tplc="38090003" w:tentative="1">
+      <w:start w:val="1"/>
+      <w:numFmt w:val="bullet"/>
+      <w:lvlText w:val="o"/>
+      <w:lvlJc w:val="left"/>
+      <w:pPr>
+        <w:ind w:left="6120" w:hanging="360"/>
+      </w:pPr>
+      <w:rPr>
+        <w:rFonts w:ascii="Courier New" w:hAnsi="Courier New" w:cs="Courier New" w:hint="default"/>
+      </w:rPr>
+    </w:lvl>
+    <w:lvl w:ilvl="8" w:tplc="38090005" w:tentative="1">
+      <w:start w:val="1"/>
+      <w:numFmt w:val="bullet"/>
+      <w:lvlText w:val=""/>
+      <w:lvlJc w:val="left"/>
+      <w:pPr>
+        <w:ind w:left="6840" w:hanging="360"/>
+      </w:pPr>
+      <w:rPr>
+        <w:rFonts w:ascii="Wingdings" w:hAnsi="Wingdings" w:hint="default"/>
+      </w:rPr>
+    </w:lvl>
+  </w:abstractNum>
+  <w:abstractNum w:abstractNumId="42" w15:restartNumberingAfterBreak="0">
     <w:nsid w:val="70763E13"/>
     <w:multiLevelType w:val="hybridMultilevel"/>
     <w:tmpl w:val="5F9AF540"/>
@@ -16498,7 +17517,7 @@
       </w:rPr>
     </w:lvl>
   </w:abstractNum>
-  <w:abstractNum w:abstractNumId="41" w15:restartNumberingAfterBreak="0">
+  <w:abstractNum w:abstractNumId="43" w15:restartNumberingAfterBreak="0">
     <w:nsid w:val="7391566D"/>
     <w:multiLevelType w:val="multilevel"/>
     <w:tmpl w:val="D50CD5F2"/>
@@ -16635,7 +17654,7 @@
       </w:rPr>
     </w:lvl>
   </w:abstractNum>
-  <w:abstractNum w:abstractNumId="42" w15:restartNumberingAfterBreak="0">
+  <w:abstractNum w:abstractNumId="44" w15:restartNumberingAfterBreak="0">
     <w:nsid w:val="740358B8"/>
     <w:multiLevelType w:val="hybridMultilevel"/>
     <w:tmpl w:val="99E6A674"/>
@@ -16776,7 +17795,7 @@
       </w:rPr>
     </w:lvl>
   </w:abstractNum>
-  <w:abstractNum w:abstractNumId="43" w15:restartNumberingAfterBreak="0">
+  <w:abstractNum w:abstractNumId="45" w15:restartNumberingAfterBreak="0">
     <w:nsid w:val="77392834"/>
     <w:multiLevelType w:val="hybridMultilevel"/>
     <w:tmpl w:val="03809874"/>
@@ -16867,7 +17886,7 @@
       </w:pPr>
     </w:lvl>
   </w:abstractNum>
-  <w:abstractNum w:abstractNumId="44" w15:restartNumberingAfterBreak="0">
+  <w:abstractNum w:abstractNumId="46" w15:restartNumberingAfterBreak="0">
     <w:nsid w:val="7BFD5B4F"/>
     <w:multiLevelType w:val="hybridMultilevel"/>
     <w:tmpl w:val="4A38AE70"/>
@@ -16982,7 +18001,7 @@
       </w:rPr>
     </w:lvl>
   </w:abstractNum>
-  <w:abstractNum w:abstractNumId="45" w15:restartNumberingAfterBreak="0">
+  <w:abstractNum w:abstractNumId="47" w15:restartNumberingAfterBreak="0">
     <w:nsid w:val="7D1A29DE"/>
     <w:multiLevelType w:val="hybridMultilevel"/>
     <w:tmpl w:val="DE5027E2"/>
@@ -17096,7 +18115,7 @@
     </w:lvl>
   </w:abstractNum>
   <w:num w:numId="1" w16cid:durableId="603224966">
-    <w:abstractNumId w:val="32"/>
+    <w:abstractNumId w:val="33"/>
   </w:num>
   <w:num w:numId="2" w16cid:durableId="829174138">
     <w:abstractNumId w:val="22"/>
@@ -17108,10 +18127,10 @@
     <w:abstractNumId w:val="13"/>
   </w:num>
   <w:num w:numId="5" w16cid:durableId="2103065693">
-    <w:abstractNumId w:val="34"/>
+    <w:abstractNumId w:val="35"/>
   </w:num>
   <w:num w:numId="6" w16cid:durableId="1251696834">
-    <w:abstractNumId w:val="42"/>
+    <w:abstractNumId w:val="44"/>
   </w:num>
   <w:num w:numId="7" w16cid:durableId="920600136">
     <w:abstractNumId w:val="4"/>
@@ -17120,16 +18139,16 @@
     <w:abstractNumId w:val="3"/>
   </w:num>
   <w:num w:numId="9" w16cid:durableId="1176767100">
-    <w:abstractNumId w:val="36"/>
+    <w:abstractNumId w:val="37"/>
   </w:num>
   <w:num w:numId="10" w16cid:durableId="27804764">
-    <w:abstractNumId w:val="25"/>
+    <w:abstractNumId w:val="26"/>
   </w:num>
   <w:num w:numId="11" w16cid:durableId="1141463476">
     <w:abstractNumId w:val="11"/>
   </w:num>
   <w:num w:numId="12" w16cid:durableId="1998069434">
-    <w:abstractNumId w:val="37"/>
+    <w:abstractNumId w:val="38"/>
   </w:num>
   <w:num w:numId="13" w16cid:durableId="2025128787">
     <w:abstractNumId w:val="18"/>
@@ -17138,19 +18157,19 @@
     <w:abstractNumId w:val="20"/>
   </w:num>
   <w:num w:numId="15" w16cid:durableId="736362938">
-    <w:abstractNumId w:val="35"/>
+    <w:abstractNumId w:val="36"/>
   </w:num>
   <w:num w:numId="16" w16cid:durableId="590355638">
-    <w:abstractNumId w:val="33"/>
+    <w:abstractNumId w:val="34"/>
   </w:num>
   <w:num w:numId="17" w16cid:durableId="1398552802">
     <w:abstractNumId w:val="12"/>
   </w:num>
   <w:num w:numId="18" w16cid:durableId="749041879">
-    <w:abstractNumId w:val="38"/>
+    <w:abstractNumId w:val="39"/>
   </w:num>
   <w:num w:numId="19" w16cid:durableId="425881371">
-    <w:abstractNumId w:val="29"/>
+    <w:abstractNumId w:val="30"/>
   </w:num>
   <w:num w:numId="20" w16cid:durableId="1887599740">
     <w:abstractNumId w:val="16"/>
@@ -17168,10 +18187,10 @@
     <w:abstractNumId w:val="2"/>
   </w:num>
   <w:num w:numId="25" w16cid:durableId="1528830011">
-    <w:abstractNumId w:val="26"/>
+    <w:abstractNumId w:val="27"/>
   </w:num>
   <w:num w:numId="26" w16cid:durableId="75834406">
-    <w:abstractNumId w:val="43"/>
+    <w:abstractNumId w:val="45"/>
   </w:num>
   <w:num w:numId="27" w16cid:durableId="430129170">
     <w:abstractNumId w:val="21"/>
@@ -17183,16 +18202,16 @@
     <w:abstractNumId w:val="1"/>
   </w:num>
   <w:num w:numId="30" w16cid:durableId="1868445023">
-    <w:abstractNumId w:val="39"/>
+    <w:abstractNumId w:val="40"/>
   </w:num>
   <w:num w:numId="31" w16cid:durableId="1027561749">
-    <w:abstractNumId w:val="28"/>
+    <w:abstractNumId w:val="29"/>
   </w:num>
   <w:num w:numId="32" w16cid:durableId="1569805845">
-    <w:abstractNumId w:val="41"/>
+    <w:abstractNumId w:val="43"/>
   </w:num>
   <w:num w:numId="33" w16cid:durableId="1451627357">
-    <w:abstractNumId w:val="27"/>
+    <w:abstractNumId w:val="28"/>
   </w:num>
   <w:num w:numId="34" w16cid:durableId="1456027081">
     <w:abstractNumId w:val="15"/>
@@ -17201,28 +18220,28 @@
     <w:abstractNumId w:val="6"/>
   </w:num>
   <w:num w:numId="36" w16cid:durableId="512916918">
-    <w:abstractNumId w:val="40"/>
+    <w:abstractNumId w:val="42"/>
   </w:num>
   <w:num w:numId="37" w16cid:durableId="1835880315">
-    <w:abstractNumId w:val="44"/>
+    <w:abstractNumId w:val="46"/>
   </w:num>
   <w:num w:numId="38" w16cid:durableId="855074736">
-    <w:abstractNumId w:val="24"/>
+    <w:abstractNumId w:val="25"/>
   </w:num>
   <w:num w:numId="39" w16cid:durableId="1117985921">
     <w:abstractNumId w:val="23"/>
   </w:num>
   <w:num w:numId="40" w16cid:durableId="1010331989">
-    <w:abstractNumId w:val="31"/>
+    <w:abstractNumId w:val="32"/>
   </w:num>
   <w:num w:numId="41" w16cid:durableId="1275795755">
     <w:abstractNumId w:val="7"/>
   </w:num>
   <w:num w:numId="42" w16cid:durableId="1388339749">
-    <w:abstractNumId w:val="45"/>
+    <w:abstractNumId w:val="47"/>
   </w:num>
   <w:num w:numId="43" w16cid:durableId="414867193">
-    <w:abstractNumId w:val="30"/>
+    <w:abstractNumId w:val="31"/>
   </w:num>
   <w:num w:numId="44" w16cid:durableId="335305699">
     <w:abstractNumId w:val="17"/>
@@ -17232,6 +18251,12 @@
   </w:num>
   <w:num w:numId="46" w16cid:durableId="1967616031">
     <w:abstractNumId w:val="9"/>
+  </w:num>
+  <w:num w:numId="47" w16cid:durableId="577520018">
+    <w:abstractNumId w:val="24"/>
+  </w:num>
+  <w:num w:numId="48" w16cid:durableId="153768430">
+    <w:abstractNumId w:val="41"/>
   </w:num>
   <w:numIdMacAtCleanup w:val="11"/>
 </w:numbering>
